--- a/७.इट हैप्पंसओनली इन संसद Document.docx
+++ b/७.इट हैप्पंसओनली इन संसद Document.docx
@@ -65,6 +65,34 @@
     </w:p>
     <w:p>
       <w:pPr>
+        <w:spacing w:after="0"/>
+        <w:jc w:val="both"/>
+      </w:pPr>
+      <w:r>
+        <w:rPr>
+          <w:rFonts w:ascii="Mangal" w:hAnsi="Mangal" w:cs="Mangal" w:eastAsia="Mangal"/>
+          <w:b/>
+          <w:sz w:val="24"/>
+        </w:rPr>
+        <w:t>शीर्षक पाठ की व्यंग्यात्मकता को संक्षेप में स्पष्ट कीजिए</w:t>
+      </w:r>
+    </w:p>
+    <w:p>
+      <w:pPr>
+        <w:spacing w:after="0"/>
+        <w:jc w:val="both"/>
+      </w:pPr>
+      <w:r>
+        <w:rPr>
+          <w:rFonts w:ascii="Mangal" w:hAnsi="Mangal" w:cs="Mangal" w:eastAsia="Mangal"/>
+          <w:b w:val="0"/>
+          <w:sz w:val="24"/>
+        </w:rPr>
+        <w:t>लेखक मोहल्ले के एक व्यक्ति की आदतन हंगामेबाजी को संसद और राजनीति की कार्यशैली से जोड़ते हैं। वह राजनीति में इसलिए सफल नहीं हो पाया कि उसके हंगामों से लाभ दूसरे उठा ले गए; बाद में वह अपने हंगामे के भी पैसे माँगता है, जैसे संसद में मिलते हैं। व्यंग्य लोकतांत्रिक अधिकारों के नाम पर व्यवधान और राजनीतिक प्रदर्शन को काम समझने पर है।</w:t>
+      </w:r>
+    </w:p>
+    <w:p>
+      <w:pPr>
         <w:rPr>
           <w:rFonts w:cs="Mangal"/>
           <w:b/>
@@ -135,6 +163,90 @@
     </w:p>
     <w:p>
       <w:pPr>
+        <w:spacing w:after="0"/>
+        <w:jc w:val="both"/>
+      </w:pPr>
+      <w:r>
+        <w:rPr>
+          <w:rFonts w:ascii="Mangal" w:hAnsi="Mangal" w:cs="Mangal" w:eastAsia="Mangal"/>
+          <w:b/>
+          <w:sz w:val="24"/>
+        </w:rPr>
+        <w:t>पंक्तियों की व्यंग्यात्मकता को विस्तृत रूप में स्पष्ट कीजिए</w:t>
+      </w:r>
+    </w:p>
+    <w:p>
+      <w:pPr>
+        <w:spacing w:after="0"/>
+        <w:jc w:val="both"/>
+      </w:pPr>
+      <w:r>
+        <w:rPr>
+          <w:rFonts w:ascii="Mangal" w:hAnsi="Mangal" w:cs="Mangal" w:eastAsia="Mangal"/>
+          <w:b w:val="0"/>
+          <w:sz w:val="24"/>
+        </w:rPr>
+        <w:t>राजनीति का रास्ता हंगामे और मारपीट से होकर बताना जानबूझकर उलटी योग्यता-सूची है। पढ़ाई-लिखाई को गैरज़रूरी और हर बात पर हंगामा अनिवार्य बताकर लेखक उन जनप्रतिनिधियों पर व्यंग्य करते हैं जिनकी पहचान काम के बजाय व्यवधान से बनती है।</w:t>
+      </w:r>
+    </w:p>
+    <w:p>
+      <w:pPr>
+        <w:spacing w:after="0"/>
+        <w:jc w:val="both"/>
+      </w:pPr>
+      <w:r>
+        <w:rPr>
+          <w:rFonts w:ascii="Mangal" w:hAnsi="Mangal" w:cs="Mangal" w:eastAsia="Mangal"/>
+          <w:b/>
+          <w:sz w:val="24"/>
+        </w:rPr>
+        <w:t>इसमें मुख्य व्यंग्य कौन-सा है?</w:t>
+      </w:r>
+    </w:p>
+    <w:p>
+      <w:pPr>
+        <w:spacing w:after="0"/>
+        <w:jc w:val="both"/>
+      </w:pPr>
+      <w:r>
+        <w:rPr>
+          <w:rFonts w:ascii="Mangal" w:hAnsi="Mangal" w:cs="Mangal" w:eastAsia="Mangal"/>
+          <w:b w:val="0"/>
+          <w:sz w:val="24"/>
+        </w:rPr>
+        <w:t>मुख्य व्यंग्य राजनीति में योग्यता, नीति और जनसेवा की जगह शोर तथा हंगामे को सफलता का साधन मानने पर है।</w:t>
+      </w:r>
+    </w:p>
+    <w:p>
+      <w:pPr>
+        <w:spacing w:after="0"/>
+        <w:jc w:val="both"/>
+      </w:pPr>
+      <w:r>
+        <w:rPr>
+          <w:rFonts w:ascii="Mangal" w:hAnsi="Mangal" w:cs="Mangal" w:eastAsia="Mangal"/>
+          <w:b/>
+          <w:sz w:val="24"/>
+        </w:rPr>
+        <w:t>लेखक क्या परिवर्तन चाहते हैं?</w:t>
+      </w:r>
+    </w:p>
+    <w:p>
+      <w:pPr>
+        <w:spacing w:after="0"/>
+        <w:jc w:val="both"/>
+      </w:pPr>
+      <w:r>
+        <w:rPr>
+          <w:rFonts w:ascii="Mangal" w:hAnsi="Mangal" w:cs="Mangal" w:eastAsia="Mangal"/>
+          <w:b w:val="0"/>
+          <w:sz w:val="24"/>
+        </w:rPr>
+        <w:t>लेखक चाहते हैं कि राजनीतिक प्रतिनिधित्व का आधार अध्ययन, नीति और जनहित का काम हो। हंगामा किसी समस्या का समाधान या पद पाने की योग्यता न बने।</w:t>
+      </w:r>
+    </w:p>
+    <w:p>
+      <w:pPr>
         <w:rPr>
           <w:rFonts w:cs="Mangal"/>
           <w:b/>
@@ -218,6 +330,90 @@
           <w:cs/>
         </w:rPr>
         <w:t>पृ.क्र.३४)</w:t>
+      </w:r>
+    </w:p>
+    <w:p>
+      <w:pPr>
+        <w:spacing w:after="0"/>
+        <w:jc w:val="both"/>
+      </w:pPr>
+      <w:r>
+        <w:rPr>
+          <w:rFonts w:ascii="Mangal" w:hAnsi="Mangal" w:cs="Mangal" w:eastAsia="Mangal"/>
+          <w:b/>
+          <w:sz w:val="24"/>
+        </w:rPr>
+        <w:t>पंक्तियों की व्यंग्यात्मकता को विस्तृत रूप में स्पष्ट कीजिए</w:t>
+      </w:r>
+    </w:p>
+    <w:p>
+      <w:pPr>
+        <w:spacing w:after="0"/>
+        <w:jc w:val="both"/>
+      </w:pPr>
+      <w:r>
+        <w:rPr>
+          <w:rFonts w:ascii="Mangal" w:hAnsi="Mangal" w:cs="Mangal" w:eastAsia="Mangal"/>
+          <w:b w:val="0"/>
+          <w:sz w:val="24"/>
+        </w:rPr>
+        <w:t>“मौलिक” और “लोकतांत्रिक अधिकार” कहकर हंगामे को उचित ठहराना कथावाचक की विडंबनापूर्ण स्वीकृति है। वह विरोध के अधिकार को मानता है, पर समय और स्थिति का संदर्भ देकर बताता है कि लगातार, उद्देश्यहीन व्यवधान अधिकार का दुरुपयोग बन सकता है; आसपास का प्रसंग हंगामे की मजदूरी माँगने तक जाता है।</w:t>
+      </w:r>
+    </w:p>
+    <w:p>
+      <w:pPr>
+        <w:spacing w:after="0"/>
+        <w:jc w:val="both"/>
+      </w:pPr>
+      <w:r>
+        <w:rPr>
+          <w:rFonts w:ascii="Mangal" w:hAnsi="Mangal" w:cs="Mangal" w:eastAsia="Mangal"/>
+          <w:b/>
+          <w:sz w:val="24"/>
+        </w:rPr>
+        <w:t>इसमें मुख्य व्यंग्य कौन-सा है?</w:t>
+      </w:r>
+    </w:p>
+    <w:p>
+      <w:pPr>
+        <w:spacing w:after="0"/>
+        <w:jc w:val="both"/>
+      </w:pPr>
+      <w:r>
+        <w:rPr>
+          <w:rFonts w:ascii="Mangal" w:hAnsi="Mangal" w:cs="Mangal" w:eastAsia="Mangal"/>
+          <w:b w:val="0"/>
+          <w:sz w:val="24"/>
+        </w:rPr>
+        <w:t>मुख्य व्यंग्य संसद के भुगतान वाले हंगामे की नकल करते हुए मोहल्ले में भी व्यवधान को पेशा और अधिकार बताने पर है। लोकतंत्र की भाषा स्वार्थपूर्ण प्रदर्शन को वैधता देने लगती है।</w:t>
+      </w:r>
+    </w:p>
+    <w:p>
+      <w:pPr>
+        <w:spacing w:after="0"/>
+        <w:jc w:val="both"/>
+      </w:pPr>
+      <w:r>
+        <w:rPr>
+          <w:rFonts w:ascii="Mangal" w:hAnsi="Mangal" w:cs="Mangal" w:eastAsia="Mangal"/>
+          <w:b/>
+          <w:sz w:val="24"/>
+        </w:rPr>
+        <w:t>लेखक क्या परिवर्तन चाहते हैं?</w:t>
+      </w:r>
+    </w:p>
+    <w:p>
+      <w:pPr>
+        <w:spacing w:after="0"/>
+        <w:jc w:val="both"/>
+      </w:pPr>
+      <w:r>
+        <w:rPr>
+          <w:rFonts w:ascii="Mangal" w:hAnsi="Mangal" w:cs="Mangal" w:eastAsia="Mangal"/>
+          <w:b w:val="0"/>
+          <w:sz w:val="24"/>
+        </w:rPr>
+        <w:t>लेखक चाहते हैं कि विरोध शांतिपूर्ण, मुद्दे पर आधारित और समयोचित हो। जनप्रतिनिधि तथा नागरिक असहमति व्यक्त करें, पर जनकार्य बाधित करने या हंगामे को कमाई का माध्यम न बनाएँ।</w:t>
       </w:r>
     </w:p>
     <w:p>
